--- a/docs/product/Fleet_Studio_Product_Overview.docx
+++ b/docs/product/Fleet_Studio_Product_Overview.docx
@@ -4,7 +4,57 @@
   <w:body>
     <w:p>
       <w:pPr>
-        <w:spacing w:after="120" w:before="2200"/>
+        <w:spacing w:before="1400"/>
+      </w:pPr>
+    </w:p>
+    <w:p>
+      <w:pPr>
+        <w:spacing w:after="360"/>
+      </w:pPr>
+      <w:r>
+        <w:drawing>
+          <wp:inline distT="0" distB="0" distL="0" distR="0">
+            <wp:extent cx="2381250" cy="561975"/>
+            <wp:effectExtent t="0" r="0" b="0" l="0"/>
+            <wp:docPr id="1" name="Fleet Studio logo" descr="Fleet Studio by Verto Wave" title="Fleet Studio"/>
+            <wp:cNvGraphicFramePr>
+              <a:graphicFrameLocks xmlns:a="http://schemas.openxmlformats.org/drawingml/2006/main" noChangeAspect="1"/>
+            </wp:cNvGraphicFramePr>
+            <a:graphic xmlns:a="http://schemas.openxmlformats.org/drawingml/2006/main">
+              <a:graphicData uri="http://schemas.openxmlformats.org/drawingml/2006/picture">
+                <pic:pic xmlns:pic="http://schemas.openxmlformats.org/drawingml/2006/picture">
+                  <pic:nvPicPr>
+                    <pic:cNvPr id="0" name="" descr=""/>
+                    <pic:cNvPicPr>
+                      <a:picLocks noChangeAspect="1" noChangeArrowheads="1"/>
+                    </pic:cNvPicPr>
+                  </pic:nvPicPr>
+                  <pic:blipFill>
+                    <a:blip r:embed="rId10" cstate="none"/>
+                    <a:srcRect/>
+                    <a:stretch>
+                      <a:fillRect/>
+                    </a:stretch>
+                  </pic:blipFill>
+                  <pic:spPr bwMode="auto">
+                    <a:xfrm>
+                      <a:off x="0" y="0"/>
+                      <a:ext cx="2381250" cy="561975"/>
+                    </a:xfrm>
+                    <a:prstGeom prst="rect">
+                      <a:avLst/>
+                    </a:prstGeom>
+                  </pic:spPr>
+                </pic:pic>
+              </a:graphicData>
+            </a:graphic>
+          </wp:inline>
+        </w:drawing>
+      </w:r>
+    </w:p>
+    <w:p>
+      <w:pPr>
+        <w:spacing w:after="120" w:before="0"/>
       </w:pPr>
       <w:r>
         <w:rPr>
@@ -128,7 +178,7 @@
           <w:sz w:val="16"/>
           <w:szCs w:val="16"/>
         </w:rPr>
-        <w:t xml:space="preserve">Fleet Studio is the project name; the product’s working name is Fleet Control. It runs AI agents on Hermes Agent, the open-source agent runtime from Nous Research.</w:t>
+        <w:t xml:space="preserve">Fleet Studio is a product of Verto Wave. It runs AI agents on Hermes Agent, the open-source agent runtime from Nous Research.</w:t>
       </w:r>
     </w:p>
     <w:p>
@@ -4592,7 +4642,7 @@
                 <w:sz w:val="18"/>
                 <w:szCs w:val="18"/>
               </w:rPr>
-              <w:t xml:space="preserve">Fleet Control Agent (host service and a plugin inside Hermes)</w:t>
+              <w:t xml:space="preserve">Fleet Studio Agent (host service and a plugin inside Hermes)</w:t>
             </w:r>
           </w:p>
         </w:tc>
@@ -14191,7 +14241,7 @@
                 <w:sz w:val="18"/>
                 <w:szCs w:val="18"/>
               </w:rPr>
-              <w:t xml:space="preserve">Hermes integration: the Fleet Control Agent installed on a real lab host; changes applied, drift detected and reverted end to end</w:t>
+              <w:t xml:space="preserve">Hermes integration: the Fleet Studio Agent installed on a real lab host; changes applied, drift detected and reverted end to end</w:t>
             </w:r>
           </w:p>
         </w:tc>
@@ -15857,15 +15907,53 @@
 <file path=word/header1.xml><?xml version="1.0" encoding="utf-8"?>
 <w:hdr xmlns:wpc="http://schemas.microsoft.com/office/word/2010/wordprocessingCanvas" xmlns:mc="http://schemas.openxmlformats.org/markup-compatibility/2006" xmlns:o="urn:schemas-microsoft-com:office:office" xmlns:r="http://schemas.openxmlformats.org/officeDocument/2006/relationships" xmlns:m="http://schemas.openxmlformats.org/officeDocument/2006/math" xmlns:v="urn:schemas-microsoft-com:vml" xmlns:wp14="http://schemas.microsoft.com/office/word/2010/wordprocessingDrawing" xmlns:wp="http://schemas.openxmlformats.org/drawingml/2006/wordprocessingDrawing" xmlns:w10="urn:schemas-microsoft-com:office:word" xmlns:w="http://schemas.openxmlformats.org/wordprocessingml/2006/main" xmlns:w14="http://schemas.microsoft.com/office/word/2010/wordml" xmlns:w15="http://schemas.microsoft.com/office/word/2012/wordml" xmlns:wpg="http://schemas.microsoft.com/office/word/2010/wordprocessingGroup" xmlns:wpi="http://schemas.microsoft.com/office/word/2010/wordprocessingInk" xmlns:wne="http://schemas.microsoft.com/office/word/2006/wordml" xmlns:wps="http://schemas.microsoft.com/office/word/2010/wordprocessingShape" xmlns:cx="http://schemas.microsoft.com/office/drawing/2014/chartex" xmlns:cx1="http://schemas.microsoft.com/office/drawing/2015/9/8/chartex" xmlns:cx2="http://schemas.microsoft.com/office/drawing/2015/10/21/chartex" xmlns:cx3="http://schemas.microsoft.com/office/drawing/2016/5/9/chartex" xmlns:cx4="http://schemas.microsoft.com/office/drawing/2016/5/10/chartex" xmlns:cx5="http://schemas.microsoft.com/office/drawing/2016/5/11/chartex" xmlns:cx6="http://schemas.microsoft.com/office/drawing/2016/5/12/chartex" xmlns:cx7="http://schemas.microsoft.com/office/drawing/2016/5/13/chartex" xmlns:cx8="http://schemas.microsoft.com/office/drawing/2016/5/14/chartex" xmlns:w16cid="http://schemas.microsoft.com/office/word/2016/wordml/cid" xmlns:w16se="http://schemas.microsoft.com/office/word/2015/wordml/symex">
   <w:p>
-    <w:pPr>
-      <w:jc w:val="right"/>
-    </w:pPr>
+    <w:r>
+      <w:drawing>
+        <wp:inline distT="0" distB="0" distL="0" distR="0">
+          <wp:extent cx="876300" cy="209550"/>
+          <wp:effectExtent t="0" r="0" b="0" l="0"/>
+          <wp:docPr id="2" name="Fleet Studio logo" descr="Fleet Studio by Verto Wave" title="Fleet Studio"/>
+          <wp:cNvGraphicFramePr>
+            <a:graphicFrameLocks xmlns:a="http://schemas.openxmlformats.org/drawingml/2006/main" noChangeAspect="1"/>
+          </wp:cNvGraphicFramePr>
+          <a:graphic xmlns:a="http://schemas.openxmlformats.org/drawingml/2006/main">
+            <a:graphicData uri="http://schemas.openxmlformats.org/drawingml/2006/picture">
+              <pic:pic xmlns:pic="http://schemas.openxmlformats.org/drawingml/2006/picture">
+                <pic:nvPicPr>
+                  <pic:cNvPr id="0" name="" descr=""/>
+                  <pic:cNvPicPr>
+                    <a:picLocks noChangeAspect="1" noChangeArrowheads="1"/>
+                  </pic:cNvPicPr>
+                </pic:nvPicPr>
+                <pic:blipFill>
+                  <a:blip r:embed="rId0" cstate="none"/>
+                  <a:srcRect/>
+                  <a:stretch>
+                    <a:fillRect/>
+                  </a:stretch>
+                </pic:blipFill>
+                <pic:spPr bwMode="auto">
+                  <a:xfrm>
+                    <a:off x="0" y="0"/>
+                    <a:ext cx="876300" cy="209550"/>
+                  </a:xfrm>
+                  <a:prstGeom prst="rect">
+                    <a:avLst/>
+                  </a:prstGeom>
+                </pic:spPr>
+              </pic:pic>
+            </a:graphicData>
+          </a:graphic>
+        </wp:inline>
+      </w:drawing>
+    </w:r>
     <w:r>
       <w:rPr>
         <w:color w:val="5B6770"/>
         <w:sz w:val="16"/>
         <w:szCs w:val="16"/>
       </w:rPr>
+      <w:ptab w:alignment="right" w:relativeTo="margin" w:leader="none"/>
       <w:t xml:space="preserve">Fleet Studio — Product overview</w:t>
     </w:r>
   </w:p>
